--- a/06-学生侧材料/讲义/2-结构化学/原子结构-前置知识速查.docx
+++ b/06-学生侧材料/讲义/2-结构化学/原子结构-前置知识速查.docx
@@ -37,6 +37,41 @@
           <w:rFonts w:hint="eastAsia" w:ascii="Times New Roman" w:hAnsi="Times New Roman" w:eastAsia="SimHei" w:cs="Times New Roman"/>
         </w:rPr>
         <w:t xml:space="preserve">学习目标</w:t>
+      </w:r>
+    </w:p>
+    <w:p>
+      <w:pPr>
+        <w:pStyle w:val="BlockText"/>
+      </w:pPr>
+      <w:r>
+        <w:rPr>
+          <w:rFonts w:hint="eastAsia" w:ascii="Times New Roman" w:hAnsi="Times New Roman" w:eastAsia="FangSong" w:cs="Times New Roman"/>
+        </w:rPr>
+        <w:t>对齐考纲</w:t>
+      </w:r>
+      <w:r>
+        <w:rPr>
+          <w:rFonts w:hint="eastAsia" w:ascii="Times New Roman" w:hAnsi="Times New Roman" w:eastAsia="Times New Roman" w:cs="Times New Roman"/>
+        </w:rPr>
+        <w:t>：§09</w:t>
+      </w:r>
+      <w:r>
+        <w:rPr>
+          <w:rFonts w:ascii="Times New Roman" w:hAnsi="Times New Roman" w:eastAsia="Times New Roman" w:cs="Times New Roman"/>
+        </w:rPr>
+        <w:t xml:space="preserve"> </w:t>
+      </w:r>
+      <w:r>
+        <w:rPr>
+          <w:rFonts w:hint="eastAsia" w:ascii="Times New Roman" w:hAnsi="Times New Roman" w:eastAsia="FangSong" w:cs="Times New Roman"/>
+        </w:rPr>
+        <w:t xml:space="preserve">原子结构</w:t>
+      </w:r>
+      <w:r>
+        <w:rPr>
+          <w:rFonts w:ascii="Times New Roman" w:hAnsi="Times New Roman" w:eastAsia="Times New Roman" w:cs="Times New Roman"/>
+        </w:rPr>
+        <w:t xml:space="preserve"> </w:t>
       </w:r>
     </w:p>
     <w:p>
@@ -8644,7 +8679,7 @@
     <ns0:name ns0:val="Verbatim Char"/>
     <ns0:basedOn ns0:val="BodyTextChar"/>
     <ns0:rPr>
-      <ns0:rFonts ns0:ascii="SimSun" ns0:hAnsi="SimSun" ns0:eastAsia="SimSun" ns0:cs="SimSun"/>
+      <ns0:rFonts ns0:ascii="SimSun" ns0:cs="SimSun" ns0:eastAsia="SimSun" ns0:hAnsi="SimSun"/>
       <ns0:b ns0:val="0"/>
       <ns0:sz ns0:val="20"/>
     </ns0:rPr>
@@ -8706,7 +8741,7 @@
       <w:wordWrap w:val="off"/>
     </w:pPr>
     <ns0:rPr>
-      <w:rFonts w:ascii="SimSun" w:hAnsi="SimSun" w:eastAsia="SimSun" w:cs="SimSun"/>
+      <w:rFonts ns0:ascii="SimSun" ns0:hAnsi="SimSun" ns0:eastAsia="SimSun" ns0:cs="SimSun"/>
     </ns0:rPr>
   </w:style>
   <w:style w:type="character" w:customStyle="1" w:styleId="KeywordTok">

--- a/06-学生侧材料/讲义/2-结构化学/原子结构-前置知识速查.docx
+++ b/06-学生侧材料/讲义/2-结构化学/原子结构-前置知识速查.docx
@@ -6220,7 +6220,7 @@
         <w:rPr>
           <w:rFonts w:hint="eastAsia" w:ascii="Times New Roman" w:hAnsi="Times New Roman" w:eastAsia="FangSong" w:cs="Times New Roman"/>
         </w:rPr>
-        <w:t>钢系</w:t>
+        <w:t>锕系</w:t>
       </w:r>
       <w:r>
         <w:rPr>

--- a/06-学生侧材料/讲义/2-结构化学/原子结构-前置知识速查.docx
+++ b/06-学生侧材料/讲义/2-结构化学/原子结构-前置知识速查.docx
@@ -5714,20 +5714,7 @@
         <w:rPr>
           <w:rFonts w:hint="eastAsia" w:ascii="Times New Roman" w:hAnsi="Times New Roman" w:eastAsia="Times New Roman" w:cs="Times New Roman"/>
         </w:rPr>
-        <w:t>：ⅠA</w:t>
-      </w:r>
-      <w:r>
-        <w:rPr>
-          <w:rFonts w:hint="eastAsia" w:ascii="Times New Roman" w:hAnsi="Times New Roman" w:eastAsia="Times New Roman" w:cs="Times New Roman"/>
-          <w:vertAlign w:val="subscript"/>
-        </w:rPr>
-        <w:t xml:space="preserve">ⅦA（1,2,13</w:t>
-      </w:r>
-      <w:r>
-        <w:rPr>
-          <w:rFonts w:hint="eastAsia" w:ascii="Times New Roman" w:hAnsi="Times New Roman" w:eastAsia="Times New Roman" w:cs="Times New Roman"/>
-        </w:rPr>
-        <w:t>17</w:t>
+        <w:t>：ⅠA~ⅦA（1,2,13~17</w:t>
       </w:r>
       <w:r>
         <w:rPr>

--- a/06-学生侧材料/讲义/2-结构化学/原子结构-前置知识速查.docx
+++ b/06-学生侧材料/讲义/2-结构化学/原子结构-前置知识速查.docx
@@ -42,6 +42,7 @@
     <w:p>
       <w:pPr>
         <w:pStyle w:val="BlockText"/>
+        <w:ind w:firstLine="420"/>
       </w:pPr>
       <w:r>
         <w:rPr>
@@ -81,6 +82,7 @@
           <w:ilvl w:val="0"/>
           <w:numId w:val="1001"/>
         </w:numPr>
+        <w:ind w:firstLine="420"/>
       </w:pPr>
       <w:r>
         <w:rPr>
@@ -150,6 +152,7 @@
           <w:ilvl w:val="0"/>
           <w:numId w:val="1001"/>
         </w:numPr>
+        <w:ind w:firstLine="420"/>
       </w:pPr>
       <w:r>
         <w:rPr>
@@ -207,6 +210,7 @@
           <w:ilvl w:val="0"/>
           <w:numId w:val="1001"/>
         </w:numPr>
+        <w:ind w:firstLine="420"/>
       </w:pPr>
       <w:r>
         <w:rPr>
@@ -264,6 +268,7 @@
           <w:ilvl w:val="0"/>
           <w:numId w:val="1001"/>
         </w:numPr>
+        <w:ind w:firstLine="420"/>
       </w:pPr>
       <w:r>
         <w:rPr>
@@ -343,6 +348,15 @@
         <w:tblStyle w:val="Table"/>
         <w:tblW w:type="auto" w:w="0"/>
         <w:tblLook w:firstRow="1" w:lastRow="0" w:firstColumn="0" w:lastColumn="0" w:noHBand="0" w:noVBand="0" w:val="0020"/>
+        <w:jc w:val="center"/>
+        <w:tblBorders>
+          <w:top w:val="single" w:sz="12" w:space="0" w:color="333333"/>
+          <w:bottom w:val="single" w:sz="12" w:space="0" w:color="333333"/>
+          <w:left w:val="none"/>
+          <w:right w:val="none"/>
+          <w:insideH w:val="none"/>
+          <w:insideV w:val="none"/>
+        </w:tblBorders>
       </w:tblPr>
       <w:tblGrid>
         <w:gridCol w:w="1584"/>
@@ -356,7 +370,11 @@
           <w:tblHeader w:val="on"/>
         </w:trPr>
         <w:tc>
-          <w:tcPr/>
+          <w:tcPr>
+            <w:tcBorders>
+              <w:bottom w:val="single" w:sz="6" w:space="0" w:color="333333"/>
+            </w:tcBorders>
+          </w:tcPr>
           <w:p>
             <w:pPr>
               <w:pStyle w:val="Compact"/>
@@ -372,7 +390,11 @@
           </w:p>
         </w:tc>
         <w:tc>
-          <w:tcPr/>
+          <w:tcPr>
+            <w:tcBorders>
+              <w:bottom w:val="single" w:sz="6" w:space="0" w:color="333333"/>
+            </w:tcBorders>
+          </w:tcPr>
           <w:p>
             <w:pPr>
               <w:pStyle w:val="Compact"/>
@@ -388,7 +410,11 @@
           </w:p>
         </w:tc>
         <w:tc>
-          <w:tcPr/>
+          <w:tcPr>
+            <w:tcBorders>
+              <w:bottom w:val="single" w:sz="6" w:space="0" w:color="333333"/>
+            </w:tcBorders>
+          </w:tcPr>
           <w:p>
             <w:pPr>
               <w:pStyle w:val="Compact"/>
@@ -404,7 +430,11 @@
           </w:p>
         </w:tc>
         <w:tc>
-          <w:tcPr/>
+          <w:tcPr>
+            <w:tcBorders>
+              <w:bottom w:val="single" w:sz="6" w:space="0" w:color="333333"/>
+            </w:tcBorders>
+          </w:tcPr>
           <w:p>
             <w:pPr>
               <w:pStyle w:val="Compact"/>
@@ -420,7 +450,11 @@
           </w:p>
         </w:tc>
         <w:tc>
-          <w:tcPr/>
+          <w:tcPr>
+            <w:tcBorders>
+              <w:bottom w:val="single" w:sz="6" w:space="0" w:color="333333"/>
+            </w:tcBorders>
+          </w:tcPr>
           <w:p>
             <w:pPr>
               <w:pStyle w:val="Compact"/>
@@ -798,6 +832,7 @@
       <w:pPr>
         <w:pStyle w:val="BodyText"/>
         <w:spacing w:before="120"/>
+        <w:ind w:firstLine="420"/>
       </w:pPr>
       <w:r>
         <w:rPr>
@@ -925,6 +960,7 @@
     <w:p>
       <w:pPr>
         <w:pStyle w:val="FirstParagraph"/>
+        <w:ind w:firstLine="420"/>
       </w:pPr>
       <w:r>
         <w:rPr>
@@ -1058,6 +1094,7 @@
     <w:p>
       <w:pPr>
         <w:pStyle w:val="FirstParagraph"/>
+        <w:ind w:firstLine="420"/>
       </w:pPr>
       <w:r>
         <w:rPr>
@@ -1194,6 +1231,15 @@
         <w:tblW w:type="pct" w:w="5000"/>
         <w:tblLayout w:type="fixed"/>
         <w:tblLook w:firstRow="1" w:lastRow="0" w:firstColumn="0" w:lastColumn="0" w:noHBand="0" w:noVBand="0" w:val="0020"/>
+        <w:jc w:val="center"/>
+        <w:tblBorders>
+          <w:top w:val="single" w:sz="12" w:space="0" w:color="333333"/>
+          <w:bottom w:val="single" w:sz="12" w:space="0" w:color="333333"/>
+          <w:left w:val="none"/>
+          <w:right w:val="none"/>
+          <w:insideH w:val="none"/>
+          <w:insideV w:val="none"/>
+        </w:tblBorders>
       </w:tblPr>
       <w:tblGrid>
         <w:gridCol w:w="2640"/>
@@ -1205,7 +1251,11 @@
           <w:tblHeader w:val="on"/>
         </w:trPr>
         <w:tc>
-          <w:tcPr/>
+          <w:tcPr>
+            <w:tcBorders>
+              <w:bottom w:val="single" w:sz="6" w:space="0" w:color="333333"/>
+            </w:tcBorders>
+          </w:tcPr>
           <w:p>
             <w:pPr>
               <w:pStyle w:val="Compact"/>
@@ -1221,7 +1271,11 @@
           </w:p>
         </w:tc>
         <w:tc>
-          <w:tcPr/>
+          <w:tcPr>
+            <w:tcBorders>
+              <w:bottom w:val="single" w:sz="6" w:space="0" w:color="333333"/>
+            </w:tcBorders>
+          </w:tcPr>
           <w:p>
             <w:pPr>
               <w:pStyle w:val="Compact"/>
@@ -1237,7 +1291,11 @@
           </w:p>
         </w:tc>
         <w:tc>
-          <w:tcPr/>
+          <w:tcPr>
+            <w:tcBorders>
+              <w:bottom w:val="single" w:sz="6" w:space="0" w:color="333333"/>
+            </w:tcBorders>
+          </w:tcPr>
           <w:p>
             <w:pPr>
               <w:pStyle w:val="Compact"/>
@@ -1560,6 +1618,7 @@
       <w:pPr>
         <w:pStyle w:val="BodyText"/>
         <w:spacing w:before="120"/>
+        <w:ind w:firstLine="420"/>
       </w:pPr>
       <w:r>
         <w:rPr>
@@ -1729,6 +1788,7 @@
     <w:p>
       <w:pPr>
         <w:pStyle w:val="BlockText"/>
+        <w:ind w:firstLine="420"/>
       </w:pPr>
       <w:r>
         <w:rPr>
@@ -1810,6 +1870,15 @@
         <w:tblW w:type="pct" w:w="5000"/>
         <w:tblLayout w:type="fixed"/>
         <w:tblLook w:firstRow="1" w:lastRow="0" w:firstColumn="0" w:lastColumn="0" w:noHBand="0" w:noVBand="0" w:val="0020"/>
+        <w:jc w:val="center"/>
+        <w:tblBorders>
+          <w:top w:val="single" w:sz="12" w:space="0" w:color="333333"/>
+          <w:bottom w:val="single" w:sz="12" w:space="0" w:color="333333"/>
+          <w:left w:val="none"/>
+          <w:right w:val="none"/>
+          <w:insideH w:val="none"/>
+          <w:insideV w:val="none"/>
+        </w:tblBorders>
       </w:tblPr>
       <w:tblGrid>
         <w:gridCol w:w="1377"/>
@@ -1823,7 +1892,11 @@
           <w:tblHeader w:val="on"/>
         </w:trPr>
         <w:tc>
-          <w:tcPr/>
+          <w:tcPr>
+            <w:tcBorders>
+              <w:bottom w:val="single" w:sz="6" w:space="0" w:color="333333"/>
+            </w:tcBorders>
+          </w:tcPr>
           <w:p>
             <w:pPr>
               <w:pStyle w:val="Compact"/>
@@ -1839,7 +1912,11 @@
           </w:p>
         </w:tc>
         <w:tc>
-          <w:tcPr/>
+          <w:tcPr>
+            <w:tcBorders>
+              <w:bottom w:val="single" w:sz="6" w:space="0" w:color="333333"/>
+            </w:tcBorders>
+          </w:tcPr>
           <w:p>
             <w:pPr>
               <w:pStyle w:val="Compact"/>
@@ -1855,7 +1932,11 @@
           </w:p>
         </w:tc>
         <w:tc>
-          <w:tcPr/>
+          <w:tcPr>
+            <w:tcBorders>
+              <w:bottom w:val="single" w:sz="6" w:space="0" w:color="333333"/>
+            </w:tcBorders>
+          </w:tcPr>
           <w:p>
             <w:pPr>
               <w:pStyle w:val="Compact"/>
@@ -1871,7 +1952,11 @@
           </w:p>
         </w:tc>
         <w:tc>
-          <w:tcPr/>
+          <w:tcPr>
+            <w:tcBorders>
+              <w:bottom w:val="single" w:sz="6" w:space="0" w:color="333333"/>
+            </w:tcBorders>
+          </w:tcPr>
           <w:p>
             <w:pPr>
               <w:pStyle w:val="Compact"/>
@@ -1887,7 +1972,11 @@
           </w:p>
         </w:tc>
         <w:tc>
-          <w:tcPr/>
+          <w:tcPr>
+            <w:tcBorders>
+              <w:bottom w:val="single" w:sz="6" w:space="0" w:color="333333"/>
+            </w:tcBorders>
+          </w:tcPr>
           <w:p>
             <w:pPr>
               <w:pStyle w:val="Compact"/>
@@ -2845,6 +2934,7 @@
           <w:ilvl w:val="0"/>
           <w:numId w:val="1002"/>
         </w:numPr>
+        <w:ind w:firstLine="420"/>
       </w:pPr>
       <w:r>
         <w:rPr>
@@ -2898,6 +2988,7 @@
           <w:ilvl w:val="0"/>
           <w:numId w:val="1002"/>
         </w:numPr>
+        <w:ind w:firstLine="420"/>
       </w:pPr>
       <w:r>
         <w:rPr>
@@ -2957,6 +3048,7 @@
           <w:ilvl w:val="0"/>
           <w:numId w:val="1002"/>
         </w:numPr>
+        <w:ind w:firstLine="420"/>
       </w:pPr>
       <w:r>
         <w:rPr>
@@ -3038,6 +3130,7 @@
           <w:ilvl w:val="0"/>
           <w:numId w:val="1002"/>
         </w:numPr>
+        <w:ind w:firstLine="420"/>
       </w:pPr>
       <w:r>
         <w:rPr>
@@ -3067,6 +3160,15 @@
         <w:tblStyle w:val="Table"/>
         <w:tblW w:type="auto" w:w="0"/>
         <w:tblLook w:firstRow="1" w:lastRow="0" w:firstColumn="0" w:lastColumn="0" w:noHBand="0" w:noVBand="0" w:val="0020"/>
+        <w:jc w:val="center"/>
+        <w:tblBorders>
+          <w:top w:val="single" w:sz="12" w:space="0" w:color="333333"/>
+          <w:bottom w:val="single" w:sz="12" w:space="0" w:color="333333"/>
+          <w:left w:val="none"/>
+          <w:right w:val="none"/>
+          <w:insideH w:val="none"/>
+          <w:insideV w:val="none"/>
+        </w:tblBorders>
       </w:tblPr>
       <w:tblGrid>
         <w:gridCol w:w="3960"/>
@@ -3077,7 +3179,11 @@
           <w:tblHeader w:val="on"/>
         </w:trPr>
         <w:tc>
-          <w:tcPr/>
+          <w:tcPr>
+            <w:tcBorders>
+              <w:bottom w:val="single" w:sz="6" w:space="0" w:color="333333"/>
+            </w:tcBorders>
+          </w:tcPr>
           <w:p>
             <w:pPr>
               <w:pStyle w:val="Compact"/>
@@ -3093,7 +3199,11 @@
           </w:p>
         </w:tc>
         <w:tc>
-          <w:tcPr/>
+          <w:tcPr>
+            <w:tcBorders>
+              <w:bottom w:val="single" w:sz="6" w:space="0" w:color="333333"/>
+            </w:tcBorders>
+          </w:tcPr>
           <w:p>
             <w:pPr>
               <w:pStyle w:val="Compact"/>
@@ -3649,6 +3759,15 @@
         <w:tblStyle w:val="Table"/>
         <w:tblW w:type="auto" w:w="0"/>
         <w:tblLook w:firstRow="1" w:lastRow="0" w:firstColumn="0" w:lastColumn="0" w:noHBand="0" w:noVBand="0" w:val="0020"/>
+        <w:jc w:val="center"/>
+        <w:tblBorders>
+          <w:top w:val="single" w:sz="12" w:space="0" w:color="333333"/>
+          <w:bottom w:val="single" w:sz="12" w:space="0" w:color="333333"/>
+          <w:left w:val="none"/>
+          <w:right w:val="none"/>
+          <w:insideH w:val="none"/>
+          <w:insideV w:val="none"/>
+        </w:tblBorders>
       </w:tblPr>
       <w:tblGrid>
         <w:gridCol w:w="990"/>
@@ -3665,7 +3784,11 @@
           <w:tblHeader w:val="on"/>
         </w:trPr>
         <w:tc>
-          <w:tcPr/>
+          <w:tcPr>
+            <w:tcBorders>
+              <w:bottom w:val="single" w:sz="6" w:space="0" w:color="333333"/>
+            </w:tcBorders>
+          </w:tcPr>
           <w:p>
             <w:pPr>
               <w:pStyle w:val="Compact"/>
@@ -3688,7 +3811,11 @@
           </w:p>
         </w:tc>
         <w:tc>
-          <w:tcPr/>
+          <w:tcPr>
+            <w:tcBorders>
+              <w:bottom w:val="single" w:sz="6" w:space="0" w:color="333333"/>
+            </w:tcBorders>
+          </w:tcPr>
           <w:p>
             <w:pPr>
               <w:pStyle w:val="Compact"/>
@@ -3704,7 +3831,11 @@
           </w:p>
         </w:tc>
         <w:tc>
-          <w:tcPr/>
+          <w:tcPr>
+            <w:tcBorders>
+              <w:bottom w:val="single" w:sz="6" w:space="0" w:color="333333"/>
+            </w:tcBorders>
+          </w:tcPr>
           <w:p>
             <w:pPr>
               <w:pStyle w:val="Compact"/>
@@ -3720,7 +3851,11 @@
           </w:p>
         </w:tc>
         <w:tc>
-          <w:tcPr/>
+          <w:tcPr>
+            <w:tcBorders>
+              <w:bottom w:val="single" w:sz="6" w:space="0" w:color="333333"/>
+            </w:tcBorders>
+          </w:tcPr>
           <w:p>
             <w:pPr>
               <w:pStyle w:val="Compact"/>
@@ -3736,7 +3871,11 @@
           </w:p>
         </w:tc>
         <w:tc>
-          <w:tcPr/>
+          <w:tcPr>
+            <w:tcBorders>
+              <w:bottom w:val="single" w:sz="6" w:space="0" w:color="333333"/>
+            </w:tcBorders>
+          </w:tcPr>
           <w:p>
             <w:pPr>
               <w:pStyle w:val="Compact"/>
@@ -3752,7 +3891,11 @@
           </w:p>
         </w:tc>
         <w:tc>
-          <w:tcPr/>
+          <w:tcPr>
+            <w:tcBorders>
+              <w:bottom w:val="single" w:sz="6" w:space="0" w:color="333333"/>
+            </w:tcBorders>
+          </w:tcPr>
           <w:p>
             <w:pPr>
               <w:pStyle w:val="Compact"/>
@@ -3768,7 +3911,11 @@
           </w:p>
         </w:tc>
         <w:tc>
-          <w:tcPr/>
+          <w:tcPr>
+            <w:tcBorders>
+              <w:bottom w:val="single" w:sz="6" w:space="0" w:color="333333"/>
+            </w:tcBorders>
+          </w:tcPr>
           <w:p>
             <w:pPr>
               <w:pStyle w:val="Compact"/>
@@ -3784,7 +3931,11 @@
           </w:p>
         </w:tc>
         <w:tc>
-          <w:tcPr/>
+          <w:tcPr>
+            <w:tcBorders>
+              <w:bottom w:val="single" w:sz="6" w:space="0" w:color="333333"/>
+            </w:tcBorders>
+          </w:tcPr>
           <w:p>
             <w:pPr>
               <w:pStyle w:val="Compact"/>
@@ -4049,6 +4200,7 @@
       <w:pPr>
         <w:pStyle w:val="BodyText"/>
         <w:spacing w:before="120"/>
+        <w:ind w:firstLine="420"/>
       </w:pPr>
       <w:r>
         <w:rPr>
@@ -4157,6 +4309,7 @@
       <w:pPr>
         <w:pStyle w:val="FirstParagraph"/>
         <w:spacing w:after="80"/>
+        <w:ind w:firstLine="420"/>
       </w:pPr>
       <w:r>
         <w:rPr>
@@ -4199,6 +4352,15 @@
         <w:tblStyle w:val="Table"/>
         <w:tblW w:type="auto" w:w="0"/>
         <w:tblLook w:firstRow="1" w:lastRow="0" w:firstColumn="0" w:lastColumn="0" w:noHBand="0" w:noVBand="0" w:val="0020"/>
+        <w:jc w:val="center"/>
+        <w:tblBorders>
+          <w:top w:val="single" w:sz="12" w:space="0" w:color="333333"/>
+          <w:bottom w:val="single" w:sz="12" w:space="0" w:color="333333"/>
+          <w:left w:val="none"/>
+          <w:right w:val="none"/>
+          <w:insideH w:val="none"/>
+          <w:insideV w:val="none"/>
+        </w:tblBorders>
       </w:tblPr>
       <w:tblGrid>
         <w:gridCol w:w="2640"/>
@@ -4210,7 +4372,11 @@
           <w:tblHeader w:val="on"/>
         </w:trPr>
         <w:tc>
-          <w:tcPr/>
+          <w:tcPr>
+            <w:tcBorders>
+              <w:bottom w:val="single" w:sz="6" w:space="0" w:color="333333"/>
+            </w:tcBorders>
+          </w:tcPr>
           <w:p>
             <w:pPr>
               <w:pStyle w:val="Compact"/>
@@ -4226,7 +4392,11 @@
           </w:p>
         </w:tc>
         <w:tc>
-          <w:tcPr/>
+          <w:tcPr>
+            <w:tcBorders>
+              <w:bottom w:val="single" w:sz="6" w:space="0" w:color="333333"/>
+            </w:tcBorders>
+          </w:tcPr>
           <w:p>
             <w:pPr>
               <w:pStyle w:val="Compact"/>
@@ -4263,7 +4433,11 @@
           </w:p>
         </w:tc>
         <w:tc>
-          <w:tcPr/>
+          <w:tcPr>
+            <w:tcBorders>
+              <w:bottom w:val="single" w:sz="6" w:space="0" w:color="333333"/>
+            </w:tcBorders>
+          </w:tcPr>
           <w:p>
             <w:pPr>
               <w:pStyle w:val="Compact"/>
@@ -4552,6 +4726,7 @@
       <w:pPr>
         <w:pStyle w:val="BodyText"/>
         <w:spacing w:before="120"/>
+        <w:ind w:firstLine="420"/>
       </w:pPr>
       <w:r>
         <w:rPr>
@@ -4706,6 +4881,15 @@
         <w:tblStyle w:val="Table"/>
         <w:tblW w:type="auto" w:w="0"/>
         <w:tblLook w:firstRow="1" w:lastRow="0" w:firstColumn="0" w:lastColumn="0" w:noHBand="0" w:noVBand="0" w:val="0020"/>
+        <w:jc w:val="center"/>
+        <w:tblBorders>
+          <w:top w:val="single" w:sz="12" w:space="0" w:color="333333"/>
+          <w:bottom w:val="single" w:sz="12" w:space="0" w:color="333333"/>
+          <w:left w:val="none"/>
+          <w:right w:val="none"/>
+          <w:insideH w:val="none"/>
+          <w:insideV w:val="none"/>
+        </w:tblBorders>
       </w:tblPr>
       <w:tblGrid>
         <w:gridCol w:w="2640"/>
@@ -4717,7 +4901,11 @@
           <w:tblHeader w:val="on"/>
         </w:trPr>
         <w:tc>
-          <w:tcPr/>
+          <w:tcPr>
+            <w:tcBorders>
+              <w:bottom w:val="single" w:sz="6" w:space="0" w:color="333333"/>
+            </w:tcBorders>
+          </w:tcPr>
           <w:p>
             <w:pPr>
               <w:pStyle w:val="Compact"/>
@@ -4733,7 +4921,11 @@
           </w:p>
         </w:tc>
         <w:tc>
-          <w:tcPr/>
+          <w:tcPr>
+            <w:tcBorders>
+              <w:bottom w:val="single" w:sz="6" w:space="0" w:color="333333"/>
+            </w:tcBorders>
+          </w:tcPr>
           <w:p>
             <w:pPr>
               <w:pStyle w:val="Compact"/>
@@ -4749,7 +4941,11 @@
           </w:p>
         </w:tc>
         <w:tc>
-          <w:tcPr/>
+          <w:tcPr>
+            <w:tcBorders>
+              <w:bottom w:val="single" w:sz="6" w:space="0" w:color="333333"/>
+            </w:tcBorders>
+          </w:tcPr>
           <w:p>
             <w:pPr>
               <w:pStyle w:val="Compact"/>
@@ -4868,6 +5064,7 @@
       <w:pPr>
         <w:pStyle w:val="BodyText"/>
         <w:spacing w:before="120"/>
+        <w:ind w:firstLine="420"/>
       </w:pPr>
       <w:r>
         <w:rPr>
@@ -5041,6 +5238,7 @@
     <w:p>
       <w:pPr>
         <w:pStyle w:val="BodyText"/>
+        <w:ind w:firstLine="420"/>
       </w:pPr>
       <w:r>
         <w:rPr>
@@ -5129,6 +5327,15 @@
         <w:tblStyle w:val="Table"/>
         <w:tblW w:type="auto" w:w="0"/>
         <w:tblLook w:firstRow="1" w:lastRow="0" w:firstColumn="0" w:lastColumn="0" w:noHBand="0" w:noVBand="0" w:val="0020"/>
+        <w:jc w:val="center"/>
+        <w:tblBorders>
+          <w:top w:val="single" w:sz="12" w:space="0" w:color="333333"/>
+          <w:bottom w:val="single" w:sz="12" w:space="0" w:color="333333"/>
+          <w:left w:val="none"/>
+          <w:right w:val="none"/>
+          <w:insideH w:val="none"/>
+          <w:insideV w:val="none"/>
+        </w:tblBorders>
       </w:tblPr>
       <w:tblGrid>
         <w:gridCol w:w="1980"/>
@@ -5141,7 +5348,11 @@
           <w:tblHeader w:val="on"/>
         </w:trPr>
         <w:tc>
-          <w:tcPr/>
+          <w:tcPr>
+            <w:tcBorders>
+              <w:bottom w:val="single" w:sz="6" w:space="0" w:color="333333"/>
+            </w:tcBorders>
+          </w:tcPr>
           <w:p>
             <w:pPr>
               <w:pStyle w:val="Compact"/>
@@ -5157,7 +5368,11 @@
           </w:p>
         </w:tc>
         <w:tc>
-          <w:tcPr/>
+          <w:tcPr>
+            <w:tcBorders>
+              <w:bottom w:val="single" w:sz="6" w:space="0" w:color="333333"/>
+            </w:tcBorders>
+          </w:tcPr>
           <w:p>
             <w:pPr>
               <w:pStyle w:val="Compact"/>
@@ -5173,7 +5388,11 @@
           </w:p>
         </w:tc>
         <w:tc>
-          <w:tcPr/>
+          <w:tcPr>
+            <w:tcBorders>
+              <w:bottom w:val="single" w:sz="6" w:space="0" w:color="333333"/>
+            </w:tcBorders>
+          </w:tcPr>
           <w:p>
             <w:pPr>
               <w:pStyle w:val="Compact"/>
@@ -5189,7 +5408,11 @@
           </w:p>
         </w:tc>
         <w:tc>
-          <w:tcPr/>
+          <w:tcPr>
+            <w:tcBorders>
+              <w:bottom w:val="single" w:sz="6" w:space="0" w:color="333333"/>
+            </w:tcBorders>
+          </w:tcPr>
           <w:p>
             <w:pPr>
               <w:pStyle w:val="Compact"/>
@@ -5656,6 +5879,7 @@
       <w:pPr>
         <w:pStyle w:val="BodyText"/>
         <w:spacing w:before="120"/>
+        <w:ind w:firstLine="420"/>
       </w:pPr>
       <w:r>
         <w:rPr>
@@ -5703,6 +5927,7 @@
           <w:ilvl w:val="0"/>
           <w:numId w:val="1003"/>
         </w:numPr>
+        <w:ind w:firstLine="420"/>
       </w:pPr>
       <w:r>
         <w:rPr>
@@ -5760,6 +5985,7 @@
           <w:ilvl w:val="0"/>
           <w:numId w:val="1003"/>
         </w:numPr>
+        <w:ind w:firstLine="420"/>
       </w:pPr>
       <w:r>
         <w:rPr>
@@ -5817,6 +6043,7 @@
           <w:ilvl w:val="0"/>
           <w:numId w:val="1003"/>
         </w:numPr>
+        <w:ind w:firstLine="420"/>
       </w:pPr>
       <w:r>
         <w:rPr>
@@ -5936,6 +6163,7 @@
           <w:ilvl w:val="0"/>
           <w:numId w:val="1004"/>
         </w:numPr>
+        <w:ind w:firstLine="420"/>
       </w:pPr>
       <w:r>
         <w:rPr>
@@ -5991,6 +6219,7 @@
           <w:ilvl w:val="0"/>
           <w:numId w:val="1004"/>
         </w:numPr>
+        <w:ind w:firstLine="420"/>
       </w:pPr>
       <w:r>
         <w:rPr>
@@ -6058,6 +6287,7 @@
           <w:ilvl w:val="0"/>
           <w:numId w:val="1004"/>
         </w:numPr>
+        <w:ind w:firstLine="420"/>
       </w:pPr>
       <w:r>
         <w:rPr>
@@ -6113,6 +6343,7 @@
           <w:ilvl w:val="0"/>
           <w:numId w:val="1004"/>
         </w:numPr>
+        <w:ind w:firstLine="420"/>
       </w:pPr>
       <w:r>
         <w:rPr>
@@ -6168,6 +6399,7 @@
           <w:ilvl w:val="0"/>
           <w:numId w:val="1004"/>
         </w:numPr>
+        <w:ind w:firstLine="420"/>
       </w:pPr>
       <w:r>
         <w:rPr>
@@ -6282,6 +6514,15 @@
         <w:tblStyle w:val="Table"/>
         <w:tblW w:type="auto" w:w="0"/>
         <w:tblLook w:firstRow="1" w:lastRow="0" w:firstColumn="0" w:lastColumn="0" w:noHBand="0" w:noVBand="0" w:val="0020"/>
+        <w:jc w:val="center"/>
+        <w:tblBorders>
+          <w:top w:val="single" w:sz="12" w:space="0" w:color="333333"/>
+          <w:bottom w:val="single" w:sz="12" w:space="0" w:color="333333"/>
+          <w:left w:val="none"/>
+          <w:right w:val="none"/>
+          <w:insideH w:val="none"/>
+          <w:insideV w:val="none"/>
+        </w:tblBorders>
       </w:tblPr>
       <w:tblGrid>
         <w:gridCol w:w="2640"/>
@@ -6293,7 +6534,11 @@
           <w:tblHeader w:val="on"/>
         </w:trPr>
         <w:tc>
-          <w:tcPr/>
+          <w:tcPr>
+            <w:tcBorders>
+              <w:bottom w:val="single" w:sz="6" w:space="0" w:color="333333"/>
+            </w:tcBorders>
+          </w:tcPr>
           <w:p>
             <w:pPr>
               <w:pStyle w:val="Compact"/>
@@ -6309,7 +6554,11 @@
           </w:p>
         </w:tc>
         <w:tc>
-          <w:tcPr/>
+          <w:tcPr>
+            <w:tcBorders>
+              <w:bottom w:val="single" w:sz="6" w:space="0" w:color="333333"/>
+            </w:tcBorders>
+          </w:tcPr>
           <w:p>
             <w:pPr>
               <w:pStyle w:val="Compact"/>
@@ -6360,7 +6609,11 @@
           </w:p>
         </w:tc>
         <w:tc>
-          <w:tcPr/>
+          <w:tcPr>
+            <w:tcBorders>
+              <w:bottom w:val="single" w:sz="6" w:space="0" w:color="333333"/>
+            </w:tcBorders>
+          </w:tcPr>
           <w:p>
             <w:pPr>
               <w:pStyle w:val="Compact"/>
@@ -6743,8 +6996,9 @@
     </w:tbl>
     <w:p>
       <w:pPr>
-        <w:pStyle w:val="MistakeBlock"/>
+        <w:pStyle w:val="BodyText"/>
         <w:spacing w:before="120"/>
+        <w:ind w:firstLine="420"/>
       </w:pPr>
       <w:r>
         <w:rPr>
@@ -6856,6 +7110,15 @@
         <w:tblStyle w:val="Table"/>
         <w:tblW w:type="auto" w:w="0"/>
         <w:tblLook w:firstRow="1" w:lastRow="0" w:firstColumn="0" w:lastColumn="0" w:noHBand="0" w:noVBand="0" w:val="0020"/>
+        <w:jc w:val="center"/>
+        <w:tblBorders>
+          <w:top w:val="single" w:sz="12" w:space="0" w:color="333333"/>
+          <w:bottom w:val="single" w:sz="12" w:space="0" w:color="333333"/>
+          <w:left w:val="none"/>
+          <w:right w:val="none"/>
+          <w:insideH w:val="none"/>
+          <w:insideV w:val="none"/>
+        </w:tblBorders>
       </w:tblPr>
       <w:tblGrid>
         <w:gridCol w:w="2640"/>
@@ -6867,7 +7130,11 @@
           <w:tblHeader w:val="on"/>
         </w:trPr>
         <w:tc>
-          <w:tcPr/>
+          <w:tcPr>
+            <w:tcBorders>
+              <w:bottom w:val="single" w:sz="6" w:space="0" w:color="333333"/>
+            </w:tcBorders>
+          </w:tcPr>
           <w:p>
             <w:pPr>
               <w:pStyle w:val="Compact"/>
@@ -6883,7 +7150,11 @@
           </w:p>
         </w:tc>
         <w:tc>
-          <w:tcPr/>
+          <w:tcPr>
+            <w:tcBorders>
+              <w:bottom w:val="single" w:sz="6" w:space="0" w:color="333333"/>
+            </w:tcBorders>
+          </w:tcPr>
           <w:p>
             <w:pPr>
               <w:pStyle w:val="Compact"/>
@@ -6906,7 +7177,11 @@
           </w:p>
         </w:tc>
         <w:tc>
-          <w:tcPr/>
+          <w:tcPr>
+            <w:tcBorders>
+              <w:bottom w:val="single" w:sz="6" w:space="0" w:color="333333"/>
+            </w:tcBorders>
+          </w:tcPr>
           <w:p>
             <w:pPr>
               <w:pStyle w:val="Compact"/>
@@ -7421,6 +7696,7 @@
     <w:p>
       <w:pPr>
         <w:pStyle w:val="FirstParagraph"/>
+        <w:ind w:firstLine="420"/>
       </w:pPr>
       <w:r>
         <w:rPr>
@@ -8712,14 +8988,6 @@
       <ns0:color ns0:themeColor="accent1" ns0:themeShade="BF" ns0:val="365F91"/>
     </ns0:rPr>
   </ns0:style>
-  <w:style w:type="paragraph" w:customStyle="1" w:styleId="MistakeBlock">
-    <w:name w:val="Mistake Block"/>
-    <w:basedOn w:val="BodyText"/>
-    <w:qFormat/>
-    <ns0:rPr>
-      <w:rFonts ns0:ascii="Times New Roman" ns0:hAnsi="Times New Roman" ns0:eastAsia="FangSong" ns0:cs="Times New Roman"/>
-    </ns0:rPr>
-  </w:style>
   <w:style w:type="paragraph" w:customStyle="1" w:styleId="SourceCode">
     <w:name w:val="Source Code"/>
     <w:basedOn w:val="Normal"/>

--- a/06-学生侧材料/讲义/2-结构化学/原子结构-前置知识速查.docx
+++ b/06-学生侧材料/讲义/2-结构化学/原子结构-前置知识速查.docx
@@ -854,112 +854,132 @@
         </w:rPr>
         <w:t>：</w:t>
       </w:r>
+      <w:r>
+        <w:rPr>
+          <w:rFonts w:hint="eastAsia" w:ascii="Times New Roman" w:hAnsi="Times New Roman" w:eastAsia="FangSong" w:cs="Times New Roman"/>
+        </w:rPr>
+        <w:t>质量数</w:t>
+      </w:r>
+      <w:r>
+        <w:rPr>
+          <w:rFonts w:ascii="Times New Roman" w:hAnsi="Times New Roman" w:eastAsia="Times New Roman" w:cs="Times New Roman"/>
+        </w:rPr>
+        <w:t xml:space="preserve"> </w:t>
+      </w:r>
+      <m:oMath>
+        <m:r>
+          <m:t>A</m:t>
+        </m:r>
+      </m:oMath>
+      <w:r>
+        <w:rPr>
+          <w:rFonts w:ascii="Times New Roman" w:hAnsi="Times New Roman" w:eastAsia="Times New Roman" w:cs="Times New Roman"/>
+        </w:rPr>
+        <w:t xml:space="preserve"> </w:t>
+      </w:r>
+      <w:r>
+        <w:rPr>
+          <w:rFonts w:hint="eastAsia" w:ascii="Times New Roman" w:hAnsi="Times New Roman" w:eastAsia="FangSong" w:cs="Times New Roman"/>
+        </w:rPr>
+        <w:t xml:space="preserve">等于质子数</w:t>
+      </w:r>
+      <w:r>
+        <w:rPr>
+          <w:rFonts w:ascii="Times New Roman" w:hAnsi="Times New Roman" w:eastAsia="Times New Roman" w:cs="Times New Roman"/>
+        </w:rPr>
+        <w:t xml:space="preserve"> </w:t>
+      </w:r>
+      <m:oMath>
+        <m:r>
+          <m:t>Z</m:t>
+        </m:r>
+      </m:oMath>
+      <w:r>
+        <w:rPr>
+          <w:rFonts w:ascii="Times New Roman" w:hAnsi="Times New Roman" w:eastAsia="Times New Roman" w:cs="Times New Roman"/>
+        </w:rPr>
+        <w:t xml:space="preserve"> </w:t>
+      </w:r>
+      <w:r>
+        <w:rPr>
+          <w:rFonts w:hint="eastAsia" w:ascii="Times New Roman" w:hAnsi="Times New Roman" w:eastAsia="FangSong" w:cs="Times New Roman"/>
+        </w:rPr>
+        <w:t xml:space="preserve">与中子数</w:t>
+      </w:r>
+      <w:r>
+        <w:rPr>
+          <w:rFonts w:ascii="Times New Roman" w:hAnsi="Times New Roman" w:eastAsia="Times New Roman" w:cs="Times New Roman"/>
+        </w:rPr>
+        <w:t xml:space="preserve"> </w:t>
+      </w:r>
+      <m:oMath>
+        <m:r>
+          <m:t>N</m:t>
+        </m:r>
+      </m:oMath>
+      <w:r>
+        <w:rPr>
+          <w:rFonts w:ascii="Times New Roman" w:hAnsi="Times New Roman" w:eastAsia="Times New Roman" w:cs="Times New Roman"/>
+        </w:rPr>
+        <w:t xml:space="preserve"> </w:t>
+      </w:r>
+      <w:r>
+        <w:rPr>
+          <w:rFonts w:hint="eastAsia" w:ascii="Times New Roman" w:hAnsi="Times New Roman" w:eastAsia="FangSong" w:cs="Times New Roman"/>
+        </w:rPr>
+        <w:t>之和</w:t>
+      </w:r>
+      <w:r>
+        <w:rPr>
+          <w:rFonts w:hint="eastAsia" w:ascii="Times New Roman" w:hAnsi="Times New Roman" w:eastAsia="Times New Roman" w:cs="Times New Roman"/>
+        </w:rPr>
+        <w:t>，</w:t>
+      </w:r>
+      <w:r>
+        <w:rPr>
+          <w:rFonts w:hint="eastAsia" w:ascii="Times New Roman" w:hAnsi="Times New Roman" w:eastAsia="FangSong" w:cs="Times New Roman"/>
+        </w:rPr>
+        <w:t>即</w:t>
+      </w:r>
+      <w:r>
+        <w:rPr>
+          <w:rFonts w:ascii="Times New Roman" w:hAnsi="Times New Roman" w:eastAsia="Times New Roman" w:cs="Times New Roman"/>
+        </w:rPr>
+        <w:t xml:space="preserve"> </w:t>
+      </w:r>
+      <m:oMath>
+        <m:r>
+          <m:t>A</m:t>
+        </m:r>
+        <m:r>
+          <m:rPr>
+            <m:sty m:val="p"/>
+          </m:rPr>
+          <m:t>=</m:t>
+        </m:r>
+        <m:r>
+          <m:t>Z</m:t>
+        </m:r>
+        <m:r>
+          <m:rPr>
+            <m:sty m:val="p"/>
+          </m:rPr>
+          <m:t>+</m:t>
+        </m:r>
+        <m:r>
+          <m:t>N</m:t>
+        </m:r>
+      </m:oMath>
+      <w:r>
+        <w:rPr>
+          <w:rFonts w:ascii="Times New Roman" w:hAnsi="Times New Roman" w:eastAsia="Times New Roman" w:cs="Times New Roman"/>
+        </w:rPr>
+        <w:t xml:space="preserve">。</w:t>
+      </w:r>
     </w:p>
     <w:p>
       <w:pPr>
         <w:pStyle w:val="BodyText"/>
-      </w:pPr>
-      <m:oMathPara>
-        <m:oMathParaPr>
-          <m:jc m:val="center"/>
-          <m:ctrlPr>
-            <w:rPr>
-              <w:sz w:val="28"/>
-              <w:szCs w:val="28"/>
-            </w:rPr>
-          </m:ctrlPr>
-        </m:oMathParaPr>
-        <m:oMath>
-          <m:r>
-            <m:t>质</m:t>
-          </m:r>
-          <m:r>
-            <m:t>量</m:t>
-          </m:r>
-          <m:r>
-            <m:t>数</m:t>
-          </m:r>
-          <m:r>
-            <m:rPr>
-              <m:sty m:val="p"/>
-            </m:rPr>
-            <m:t>(</m:t>
-          </m:r>
-          <m:r>
-            <m:t>A</m:t>
-          </m:r>
-          <m:r>
-            <m:rPr>
-              <m:sty m:val="p"/>
-            </m:rPr>
-            <m:t>)</m:t>
-          </m:r>
-          <m:r>
-            <m:rPr>
-              <m:sty m:val="p"/>
-            </m:rPr>
-            <m:t>=</m:t>
-          </m:r>
-          <m:r>
-            <m:t>质</m:t>
-          </m:r>
-          <m:r>
-            <m:t>子</m:t>
-          </m:r>
-          <m:r>
-            <m:t>数</m:t>
-          </m:r>
-          <m:r>
-            <m:rPr>
-              <m:sty m:val="p"/>
-            </m:rPr>
-            <m:t>(</m:t>
-          </m:r>
-          <m:r>
-            <m:t>Z</m:t>
-          </m:r>
-          <m:r>
-            <m:rPr>
-              <m:sty m:val="p"/>
-            </m:rPr>
-            <m:t>)</m:t>
-          </m:r>
-          <m:r>
-            <m:rPr>
-              <m:sty m:val="p"/>
-            </m:rPr>
-            <m:t>+</m:t>
-          </m:r>
-          <m:r>
-            <m:t>中</m:t>
-          </m:r>
-          <m:r>
-            <m:t>子</m:t>
-          </m:r>
-          <m:r>
-            <m:t>数</m:t>
-          </m:r>
-          <m:r>
-            <m:rPr>
-              <m:sty m:val="p"/>
-            </m:rPr>
-            <m:t>(</m:t>
-          </m:r>
-          <m:r>
-            <m:t>N</m:t>
-          </m:r>
-          <m:r>
-            <m:rPr>
-              <m:sty m:val="p"/>
-            </m:rPr>
-            <m:t>)</m:t>
-          </m:r>
-        </m:oMath>
-      </m:oMathPara>
-    </w:p>
-    <w:p>
-      <w:pPr>
-        <w:pStyle w:val="FirstParagraph"/>
         <w:ind w:firstLine="420"/>
       </w:pPr>
       <w:r>
@@ -981,119 +1001,47 @@
           <w:rFonts w:hint="eastAsia" w:ascii="Times New Roman" w:hAnsi="Times New Roman" w:eastAsia="Times New Roman" w:cs="Times New Roman"/>
         </w:rPr>
         <w:t>：</w:t>
+      </w:r>
+      <w:r>
+        <w:rPr>
+          <w:rFonts w:hint="eastAsia" w:ascii="Times New Roman" w:hAnsi="Times New Roman" w:eastAsia="FangSong" w:cs="Times New Roman"/>
+        </w:rPr>
+        <w:t>原子序数等于核电荷数</w:t>
+      </w:r>
+      <w:r>
+        <w:rPr>
+          <w:rFonts w:hint="eastAsia" w:ascii="Times New Roman" w:hAnsi="Times New Roman" w:eastAsia="Times New Roman" w:cs="Times New Roman"/>
+        </w:rPr>
+        <w:t>，</w:t>
+      </w:r>
+      <w:r>
+        <w:rPr>
+          <w:rFonts w:hint="eastAsia" w:ascii="Times New Roman" w:hAnsi="Times New Roman" w:eastAsia="FangSong" w:cs="Times New Roman"/>
+        </w:rPr>
+        <w:t>等于质子数</w:t>
+      </w:r>
+      <w:r>
+        <w:rPr>
+          <w:rFonts w:hint="eastAsia" w:ascii="Times New Roman" w:hAnsi="Times New Roman" w:eastAsia="Times New Roman" w:cs="Times New Roman"/>
+        </w:rPr>
+        <w:t>，</w:t>
+      </w:r>
+      <w:r>
+        <w:rPr>
+          <w:rFonts w:hint="eastAsia" w:ascii="Times New Roman" w:hAnsi="Times New Roman" w:eastAsia="FangSong" w:cs="Times New Roman"/>
+        </w:rPr>
+        <w:t>也等于中性原子的核外电子数</w:t>
+      </w:r>
+      <w:r>
+        <w:rPr>
+          <w:rFonts w:hint="eastAsia" w:ascii="Times New Roman" w:hAnsi="Times New Roman" w:eastAsia="Times New Roman" w:cs="Times New Roman"/>
+        </w:rPr>
+        <w:t>。</w:t>
       </w:r>
     </w:p>
     <w:p>
       <w:pPr>
         <w:pStyle w:val="BodyText"/>
-      </w:pPr>
-      <m:oMathPara>
-        <m:oMathParaPr>
-          <m:jc m:val="center"/>
-          <m:ctrlPr>
-            <w:rPr>
-              <w:sz w:val="28"/>
-              <w:szCs w:val="28"/>
-            </w:rPr>
-          </m:ctrlPr>
-        </m:oMathParaPr>
-        <m:oMath>
-          <m:r>
-            <m:t>原</m:t>
-          </m:r>
-          <m:r>
-            <m:t>子</m:t>
-          </m:r>
-          <m:r>
-            <m:t>序</m:t>
-          </m:r>
-          <m:r>
-            <m:t>数</m:t>
-          </m:r>
-          <m:r>
-            <m:rPr>
-              <m:sty m:val="p"/>
-            </m:rPr>
-            <m:t>=</m:t>
-          </m:r>
-          <m:r>
-            <m:t>核</m:t>
-          </m:r>
-          <m:r>
-            <m:t>电</m:t>
-          </m:r>
-          <m:r>
-            <m:t>荷</m:t>
-          </m:r>
-          <m:r>
-            <m:t>数</m:t>
-          </m:r>
-          <m:r>
-            <m:rPr>
-              <m:sty m:val="p"/>
-            </m:rPr>
-            <m:t>=</m:t>
-          </m:r>
-          <m:r>
-            <m:t>质</m:t>
-          </m:r>
-          <m:r>
-            <m:t>子</m:t>
-          </m:r>
-          <m:r>
-            <m:t>数</m:t>
-          </m:r>
-          <m:r>
-            <m:rPr>
-              <m:sty m:val="p"/>
-            </m:rPr>
-            <m:t>=</m:t>
-          </m:r>
-          <m:r>
-            <m:t>核</m:t>
-          </m:r>
-          <m:r>
-            <m:t>外</m:t>
-          </m:r>
-          <m:r>
-            <m:t>电</m:t>
-          </m:r>
-          <m:r>
-            <m:t>子</m:t>
-          </m:r>
-          <m:r>
-            <m:t>数</m:t>
-          </m:r>
-          <m:r>
-            <m:rPr>
-              <m:sty m:val="p"/>
-            </m:rPr>
-            <m:t>(</m:t>
-          </m:r>
-          <m:r>
-            <m:t>中</m:t>
-          </m:r>
-          <m:r>
-            <m:t>性</m:t>
-          </m:r>
-          <m:r>
-            <m:t>原</m:t>
-          </m:r>
-          <m:r>
-            <m:t>子</m:t>
-          </m:r>
-          <m:r>
-            <m:rPr>
-              <m:sty m:val="p"/>
-            </m:rPr>
-            <m:t>)</m:t>
-          </m:r>
-        </m:oMath>
-      </m:oMathPara>
-    </w:p>
-    <w:p>
-      <w:pPr>
-        <w:pStyle w:val="FirstParagraph"/>
         <w:ind w:firstLine="420"/>
       </w:pPr>
       <w:r>

--- a/06-学生侧材料/讲义/2-结构化学/原子结构-前置知识速查.docx
+++ b/06-学生侧材料/讲义/2-结构化学/原子结构-前置知识速查.docx
@@ -1829,11 +1829,11 @@
         </w:tblBorders>
       </w:tblPr>
       <w:tblGrid>
-        <w:gridCol w:w="1377"/>
-        <w:gridCol w:w="1721"/>
-        <w:gridCol w:w="1721"/>
-        <w:gridCol w:w="1721"/>
-        <w:gridCol w:w="1377"/>
+        <w:gridCol w:w="1188"/>
+        <w:gridCol w:w="2112"/>
+        <w:gridCol w:w="792"/>
+        <w:gridCol w:w="858"/>
+        <w:gridCol w:w="2970"/>
       </w:tblGrid>
       <w:tr>
         <w:trPr>
